--- a/Formato-Acta-de-Constitución-del-Proyecto-V1.docx
+++ b/Formato-Acta-de-Constitución-del-Proyecto-V1.docx
@@ -165,7 +165,7 @@
           <w:lang w:val="es-MX"/>
         </w:rPr>
         <w:pict w14:anchorId="6E09B574">
-          <v:rect id="_x0000_i1025" style="width:0;height:1.5pt" o:hrstd="t" o:hr="t" fillcolor="#a0a0a0" stroked="f"/>
+          <v:rect id="_x0000_i1026" style="width:0;height:1.5pt" o:hrstd="t" o:hr="t" fillcolor="#a0a0a0" stroked="f"/>
         </w:pict>
       </w:r>
     </w:p>
@@ -425,31 +425,59 @@
             <w:pPr>
               <w:jc w:val="left"/>
               <w:rPr>
-                <w:lang w:val="es-MX"/>
+                <w:lang w:val="en-US"/>
               </w:rPr>
             </w:pPr>
             <w:r>
               <w:rPr>
-                <w:lang w:val="es-MX"/>
+                <w:lang w:val="en-US"/>
               </w:rPr>
-              <w:t xml:space="preserve">Omar David Quintero </w:t>
+              <w:t xml:space="preserve">Nestor Raul Fula                                 </w:t>
             </w:r>
             <w:r>
               <w:rPr>
-                <w:lang w:val="es-MX"/>
+                <w:lang w:val="en-US"/>
               </w:rPr>
-              <w:t xml:space="preserve">                         Product </w:t>
+              <w:t>Product owner</w:t>
             </w:r>
-            <w:proofErr w:type="spellStart"/>
-            <w:r>
-              <w:rPr>
-                <w:lang w:val="es-MX"/>
-              </w:rPr>
-              <w:t>owner</w:t>
-            </w:r>
-            <w:proofErr w:type="spellEnd"/>
           </w:p>
         </w:tc>
+        <w:tc>
+          <w:tcPr>
+            <w:tcW w:w="0" w:type="auto"/>
+            <w:vAlign w:val="center"/>
+            <w:hideMark/>
+          </w:tcPr>
+          <w:p>
+            <w:pPr>
+              <w:jc w:val="left"/>
+              <w:rPr>
+                <w:lang w:val="en-US"/>
+              </w:rPr>
+            </w:pPr>
+          </w:p>
+        </w:tc>
+        <w:tc>
+          <w:tcPr>
+            <w:tcW w:w="0" w:type="auto"/>
+            <w:vAlign w:val="center"/>
+            <w:hideMark/>
+          </w:tcPr>
+          <w:p>
+            <w:pPr>
+              <w:jc w:val="left"/>
+              <w:rPr>
+                <w:lang w:val="en-US"/>
+              </w:rPr>
+            </w:pPr>
+          </w:p>
+        </w:tc>
+      </w:tr>
+      <w:tr>
+        <w:trPr>
+          <w:trHeight w:val="290"/>
+          <w:tblCellSpacing w:w="15" w:type="dxa"/>
+        </w:trPr>
         <w:tc>
           <w:tcPr>
             <w:tcW w:w="0" w:type="auto"/>
@@ -478,60 +506,6 @@
                 <w:lang w:val="es-MX"/>
               </w:rPr>
             </w:pPr>
-          </w:p>
-        </w:tc>
-      </w:tr>
-      <w:tr>
-        <w:trPr>
-          <w:trHeight w:val="290"/>
-          <w:tblCellSpacing w:w="15" w:type="dxa"/>
-        </w:trPr>
-        <w:tc>
-          <w:tcPr>
-            <w:tcW w:w="0" w:type="auto"/>
-            <w:vAlign w:val="center"/>
-            <w:hideMark/>
-          </w:tcPr>
-          <w:p>
-            <w:pPr>
-              <w:jc w:val="left"/>
-              <w:rPr>
-                <w:lang w:val="es-MX"/>
-              </w:rPr>
-            </w:pPr>
-            <w:r>
-              <w:rPr>
-                <w:lang w:val="es-MX"/>
-              </w:rPr>
-              <w:t>3</w:t>
-            </w:r>
-          </w:p>
-        </w:tc>
-        <w:tc>
-          <w:tcPr>
-            <w:tcW w:w="0" w:type="auto"/>
-            <w:vAlign w:val="center"/>
-            <w:hideMark/>
-          </w:tcPr>
-          <w:p>
-            <w:pPr>
-              <w:jc w:val="left"/>
-              <w:rPr>
-                <w:lang w:val="es-MX"/>
-              </w:rPr>
-            </w:pPr>
-            <w:r>
-              <w:rPr>
-                <w:lang w:val="es-MX"/>
-              </w:rPr>
-              <w:t>Nestor Raul Fula</w:t>
-            </w:r>
-            <w:r>
-              <w:rPr>
-                <w:lang w:val="es-MX"/>
-              </w:rPr>
-              <w:t xml:space="preserve">                                 </w:t>
-            </w:r>
           </w:p>
         </w:tc>
         <w:tc>
@@ -579,27 +553,105 @@
     <w:p>
       <w:pPr>
         <w:jc w:val="left"/>
+      </w:pPr>
+      <w:r>
         <w:rPr>
           <w:b/>
           <w:bCs/>
           <w:lang w:val="es-MX"/>
         </w:rPr>
-      </w:pPr>
+        <w:t xml:space="preserve">Scrum </w:t>
+      </w:r>
+      <w:proofErr w:type="gramStart"/>
+      <w:r>
+        <w:rPr>
+          <w:b/>
+          <w:bCs/>
+          <w:lang w:val="es-MX"/>
+        </w:rPr>
+        <w:t>M</w:t>
+      </w:r>
+      <w:r>
+        <w:rPr>
+          <w:b/>
+          <w:bCs/>
+          <w:lang w:val="es-MX"/>
+        </w:rPr>
+        <w:t>aster</w:t>
+      </w:r>
+      <w:proofErr w:type="gramEnd"/>
+      <w:r>
+        <w:rPr>
+          <w:b/>
+          <w:bCs/>
+          <w:lang w:val="es-MX"/>
+        </w:rPr>
+        <w:t>:</w:t>
+      </w:r>
+      <w:r>
+        <w:t xml:space="preserve"> E</w:t>
+      </w:r>
+      <w:r>
+        <w:t>l Scrum Máster es quien guía al equipo a la correcta implementación de metodología y evita o solucionar cualquier percance o riesgo que pueda surgir en la marcha.</w:t>
+      </w:r>
     </w:p>
     <w:p>
       <w:pPr>
         <w:jc w:val="left"/>
+      </w:pPr>
+    </w:p>
+    <w:p>
+      <w:pPr>
+        <w:jc w:val="left"/>
+      </w:pPr>
+      <w:proofErr w:type="spellStart"/>
+      <w:r>
         <w:rPr>
           <w:b/>
           <w:bCs/>
-          <w:lang w:val="es-MX"/>
-        </w:rPr>
-      </w:pPr>
+        </w:rPr>
+        <w:t>Product</w:t>
+      </w:r>
+      <w:proofErr w:type="spellEnd"/>
+      <w:r>
+        <w:rPr>
+          <w:b/>
+          <w:bCs/>
+        </w:rPr>
+        <w:t xml:space="preserve"> Owner: </w:t>
+      </w:r>
+      <w:r>
+        <w:t xml:space="preserve">El rol del </w:t>
+      </w:r>
+      <w:proofErr w:type="spellStart"/>
+      <w:r>
+        <w:t>Product</w:t>
+      </w:r>
+      <w:proofErr w:type="spellEnd"/>
+      <w:r>
+        <w:t xml:space="preserve"> Owner en el desarrollo ágil de software es fundamental, ya que es responsable de maximizar el valor, aunque dominar este rol es un proceso complejo. Las responsabilidades del </w:t>
+      </w:r>
+      <w:proofErr w:type="spellStart"/>
+      <w:r>
+        <w:t>Product</w:t>
+      </w:r>
+      <w:proofErr w:type="spellEnd"/>
+      <w:r>
+        <w:t xml:space="preserve"> Owner varían según el sector. </w:t>
+      </w:r>
     </w:p>
     <w:p>
       <w:pPr>
         <w:jc w:val="left"/>
         <w:rPr>
+          <w:lang w:val="es-MX"/>
+        </w:rPr>
+      </w:pPr>
+    </w:p>
+    <w:p>
+      <w:pPr>
+        <w:jc w:val="left"/>
+        <w:rPr>
           <w:b/>
           <w:bCs/>
           <w:lang w:val="es-MX"/>
@@ -611,15 +663,77 @@
           <w:bCs/>
           <w:lang w:val="es-MX"/>
         </w:rPr>
-        <w:t>Objetivo</w:t>
+        <w:t>Introducción</w:t>
+      </w:r>
+      <w:r>
+        <w:rPr>
+          <w:b/>
+          <w:bCs/>
+          <w:lang w:val="es-MX"/>
+        </w:rPr>
+        <w:t xml:space="preserve"> </w:t>
       </w:r>
     </w:p>
     <w:p>
       <w:pPr>
         <w:jc w:val="left"/>
-      </w:pPr>
-      <w:r>
-        <w:t>Desarrollar una aplicación interactiva que facilite el aprendizaje de conceptos fundamentales y la creación de bases de datos, mediante ejercicios prácticos y contenidos digitales accesibles.</w:t>
+        <w:rPr>
+          <w:b/>
+          <w:bCs/>
+          <w:lang w:val="es-MX"/>
+        </w:rPr>
+      </w:pPr>
+      <w:r>
+        <w:rPr>
+          <w:lang w:val="es-MX"/>
+        </w:rPr>
+        <w:t xml:space="preserve">Las bases de datos sirven </w:t>
+      </w:r>
+      <w:r>
+        <w:rPr>
+          <w:lang w:val="es-MX"/>
+        </w:rPr>
+        <w:t>para almacenar</w:t>
+      </w:r>
+      <w:r>
+        <w:rPr>
+          <w:lang w:val="es-MX"/>
+        </w:rPr>
+        <w:t xml:space="preserve"> y gestionar</w:t>
+      </w:r>
+      <w:r>
+        <w:rPr>
+          <w:lang w:val="es-MX"/>
+        </w:rPr>
+        <w:t xml:space="preserve"> grandes cantidades de </w:t>
+      </w:r>
+      <w:proofErr w:type="gramStart"/>
+      <w:r>
+        <w:rPr>
+          <w:lang w:val="es-MX"/>
+        </w:rPr>
+        <w:t>información,  a</w:t>
+      </w:r>
+      <w:proofErr w:type="gramEnd"/>
+      <w:r>
+        <w:rPr>
+          <w:lang w:val="es-MX"/>
+        </w:rPr>
+        <w:t xml:space="preserve"> muchos estudiantes se les dificulta aprender temas en bases de datos como entidades de entidad relación, lenguajes </w:t>
+      </w:r>
+      <w:proofErr w:type="spellStart"/>
+      <w:r>
+        <w:rPr>
+          <w:lang w:val="es-MX"/>
+        </w:rPr>
+        <w:t>sql</w:t>
+      </w:r>
+      <w:proofErr w:type="spellEnd"/>
+      <w:r>
+        <w:rPr>
+          <w:lang w:val="es-MX"/>
+        </w:rPr>
+        <w:t xml:space="preserve"> o conceptos básicos de creación de tablas por eso mediante este proyecto se plantea enseñar de forma practica y con ejemplos claros.</w:t>
       </w:r>
     </w:p>
     <w:p>
@@ -628,6 +742,7 @@
         <w:rPr>
           <w:b/>
           <w:bCs/>
+          <w:lang w:val="es-MX"/>
         </w:rPr>
       </w:pPr>
     </w:p>
@@ -637,33 +752,111 @@
         <w:rPr>
           <w:b/>
           <w:bCs/>
+          <w:lang w:val="es-MX"/>
         </w:rPr>
       </w:pPr>
       <w:r>
         <w:rPr>
           <w:b/>
           <w:bCs/>
-        </w:rPr>
-        <w:t>Justificación</w:t>
+          <w:lang w:val="es-MX"/>
+        </w:rPr>
+        <w:t>Objetivo</w:t>
       </w:r>
     </w:p>
     <w:p>
-      <w:r>
-        <w:t xml:space="preserve">El proyecto busca proporcionar una aplicación interactiva que permita a los usuarios aprender de manera práctica el diseño, la creación y la gestión de bases de datos. Esta herramienta facilitará la comprensión de conceptos </w:t>
-      </w:r>
-      <w:r>
-        <w:t>importantes</w:t>
-      </w:r>
-      <w:r>
-        <w:t xml:space="preserve"> mediante ejercicios, simulaciones y ejemplos. Además, fortalecerá las competencias de los estudiantes de Ingeniería de Sistemas y de cualquier persona interesada en aprender a manejar bases de datos, generando un impacto positivo en la formación académica y profesional.</w:t>
+      <w:pPr>
+        <w:jc w:val="left"/>
+      </w:pPr>
+      <w:r>
+        <w:t>Desarrollar una aplicación interactiva que facilite el aprendizaje de conceptos fundamentales y la creación de bases de datos, mediante ejercicios prácticos y contenidos digitales accesibles.</w:t>
       </w:r>
     </w:p>
     <w:p>
       <w:pPr>
+        <w:jc w:val="left"/>
+        <w:rPr>
+          <w:b/>
+          <w:bCs/>
+        </w:rPr>
+      </w:pPr>
+      <w:r>
+        <w:rPr>
+          <w:b/>
+          <w:bCs/>
+        </w:rPr>
+        <w:t xml:space="preserve"> </w:t>
+      </w:r>
+    </w:p>
+    <w:p>
+      <w:pPr>
+        <w:jc w:val="left"/>
+        <w:rPr>
+          <w:b/>
+          <w:bCs/>
+        </w:rPr>
+      </w:pPr>
+      <w:r>
+        <w:rPr>
+          <w:b/>
+          <w:bCs/>
+        </w:rPr>
+        <w:t>Justificación</w:t>
+      </w:r>
+    </w:p>
+    <w:p>
+      <w:r>
+        <w:t>E</w:t>
+      </w:r>
+      <w:r>
+        <w:t>ste</w:t>
+      </w:r>
+      <w:r>
+        <w:t xml:space="preserve"> proyecto busca proporcionar una aplicación interactiva que permita a los usuarios aprender de manera práctica el diseño, la creación y la gestión de bases de datos. Esta herramienta facilitará</w:t>
+      </w:r>
+      <w:r>
+        <w:t xml:space="preserve"> el aprendizaje</w:t>
+      </w:r>
+      <w:r>
+        <w:t xml:space="preserve"> de conceptos importantes mediante ejercicios, simulaciones y ejemplos. Además, fortalecerá l</w:t>
+      </w:r>
+      <w:r>
+        <w:t>os conocimientos</w:t>
+      </w:r>
+      <w:r>
+        <w:t xml:space="preserve"> de los estudiantes de Ingeniería de Sistemas y de cualquier persona interesada en aprender a manejar bases de datos, generando un impacto positivo en </w:t>
+      </w:r>
+      <w:r>
+        <w:t>su</w:t>
+      </w:r>
+      <w:r>
+        <w:t xml:space="preserve"> formación académica y profesional.</w:t>
+      </w:r>
+    </w:p>
+    <w:p>
+      <w:pPr>
         <w:spacing w:line="276" w:lineRule="auto"/>
         <w:rPr>
           <w:bCs/>
           <w:color w:val="000000" w:themeColor="text1"/>
+        </w:rPr>
+      </w:pPr>
+    </w:p>
+    <w:p>
+      <w:pPr>
+        <w:jc w:val="left"/>
+        <w:rPr>
+          <w:b/>
+          <w:bCs/>
+        </w:rPr>
+      </w:pPr>
+    </w:p>
+    <w:p>
+      <w:pPr>
+        <w:jc w:val="left"/>
+        <w:rPr>
+          <w:b/>
+          <w:bCs/>
         </w:rPr>
       </w:pPr>
     </w:p>
@@ -789,18 +982,51 @@
       <w:pPr>
         <w:jc w:val="left"/>
         <w:rPr>
-          <w:b/>
-          <w:bCs/>
-          <w:lang w:val="es-MX"/>
-        </w:rPr>
-      </w:pPr>
-      <w:r>
-        <w:rPr>
-          <w:b/>
-          <w:bCs/>
-          <w:lang w:val="es-MX"/>
-        </w:rPr>
-        <w:t>3. Observaciones</w:t>
+          <w:lang w:val="es-MX"/>
+        </w:rPr>
+      </w:pPr>
+      <w:proofErr w:type="gramStart"/>
+      <w:r>
+        <w:rPr>
+          <w:lang w:val="es-MX"/>
+        </w:rPr>
+        <w:t>LINK</w:t>
+      </w:r>
+      <w:proofErr w:type="gramEnd"/>
+      <w:r>
+        <w:rPr>
+          <w:lang w:val="es-MX"/>
+        </w:rPr>
+        <w:t xml:space="preserve"> DE </w:t>
+      </w:r>
+      <w:proofErr w:type="gramStart"/>
+      <w:r>
+        <w:rPr>
+          <w:lang w:val="es-MX"/>
+        </w:rPr>
+        <w:t>JIRA :</w:t>
+      </w:r>
+      <w:proofErr w:type="gramEnd"/>
+      <w:r>
+        <w:rPr>
+          <w:lang w:val="es-MX"/>
+        </w:rPr>
+        <w:t xml:space="preserve"> </w:t>
+      </w:r>
+      <w:hyperlink r:id="rId12" w:history="1">
+        <w:r>
+          <w:rPr>
+            <w:rStyle w:val="Hipervnculo"/>
+            <w:lang w:val="es-MX"/>
+          </w:rPr>
+          <w:t>https://danielsmr0106.atlassian.net/jira/software/projects/KAN/summary?atlOrigin=eyJpIjoiNDU5MWViODQ2Y2E4NGVkY2I1YTU3YTJlZjQ2YjNlYmEiLCJwIjoiaiJ9</w:t>
+        </w:r>
+      </w:hyperlink>
+      <w:r>
+        <w:rPr>
+          <w:lang w:val="es-MX"/>
+        </w:rPr>
+        <w:t xml:space="preserve"> </w:t>
       </w:r>
     </w:p>
     <w:p>
@@ -811,10 +1037,241 @@
         </w:rPr>
       </w:pPr>
     </w:p>
+    <w:p>
+      <w:pPr>
+        <w:jc w:val="left"/>
+        <w:rPr>
+          <w:lang w:val="es-MX"/>
+        </w:rPr>
+      </w:pPr>
+    </w:p>
+    <w:p>
+      <w:pPr>
+        <w:jc w:val="left"/>
+        <w:rPr>
+          <w:lang w:val="es-MX"/>
+        </w:rPr>
+      </w:pPr>
+      <w:proofErr w:type="spellStart"/>
+      <w:r>
+        <w:rPr>
+          <w:lang w:val="es-MX"/>
+        </w:rPr>
+        <w:t>Bibliografia</w:t>
+      </w:r>
+      <w:proofErr w:type="spellEnd"/>
+      <w:r>
+        <w:rPr>
+          <w:lang w:val="es-MX"/>
+        </w:rPr>
+        <w:t>:</w:t>
+      </w:r>
+    </w:p>
+    <w:p>
+      <w:pPr>
+        <w:jc w:val="left"/>
+        <w:rPr>
+          <w:i/>
+          <w:iCs/>
+        </w:rPr>
+      </w:pPr>
+      <w:r>
+        <w:rPr>
+          <w:i/>
+          <w:iCs/>
+        </w:rPr>
+        <w:t>-</w:t>
+      </w:r>
+      <w:r>
+        <w:rPr>
+          <w:i/>
+          <w:iCs/>
+        </w:rPr>
+        <w:t xml:space="preserve">Hernández-Salazar, Edwin. Beltrán, Carlos Alberto. SCRUM, Un enfoque práctico de metodología ágil para la ingeniería de software. Revista </w:t>
+      </w:r>
+      <w:proofErr w:type="spellStart"/>
+      <w:proofErr w:type="gramStart"/>
+      <w:r>
+        <w:rPr>
+          <w:i/>
+          <w:iCs/>
+        </w:rPr>
+        <w:t>Tecnol.Investig.Academia</w:t>
+      </w:r>
+      <w:proofErr w:type="spellEnd"/>
+      <w:proofErr w:type="gramEnd"/>
+      <w:r>
+        <w:rPr>
+          <w:i/>
+          <w:iCs/>
+        </w:rPr>
+        <w:t xml:space="preserve"> TIA</w:t>
+      </w:r>
+      <w:r>
+        <w:rPr>
+          <w:i/>
+          <w:iCs/>
+        </w:rPr>
+        <w:t xml:space="preserve"> </w:t>
+      </w:r>
+    </w:p>
+    <w:p>
+      <w:pPr>
+        <w:jc w:val="left"/>
+        <w:rPr>
+          <w:i/>
+          <w:iCs/>
+        </w:rPr>
+      </w:pPr>
+    </w:p>
+    <w:p>
+      <w:pPr>
+        <w:jc w:val="left"/>
+        <w:rPr>
+          <w:i/>
+          <w:iCs/>
+          <w:lang w:val="en-US"/>
+        </w:rPr>
+      </w:pPr>
+      <w:r>
+        <w:rPr>
+          <w:i/>
+          <w:iCs/>
+          <w:lang w:val="en-US"/>
+        </w:rPr>
+        <w:t>-</w:t>
+      </w:r>
+      <w:r>
+        <w:rPr>
+          <w:lang w:val="en-US"/>
+        </w:rPr>
+        <w:t xml:space="preserve"> </w:t>
+      </w:r>
+      <w:r>
+        <w:rPr>
+          <w:i/>
+          <w:iCs/>
+          <w:lang w:val="en-US"/>
+        </w:rPr>
+        <w:t xml:space="preserve">Maja Due </w:t>
+      </w:r>
+      <w:proofErr w:type="spellStart"/>
+      <w:r>
+        <w:rPr>
+          <w:i/>
+          <w:iCs/>
+          <w:lang w:val="en-US"/>
+        </w:rPr>
+        <w:t>Kadenic</w:t>
+      </w:r>
+      <w:proofErr w:type="spellEnd"/>
+      <w:r>
+        <w:rPr>
+          <w:i/>
+          <w:iCs/>
+          <w:lang w:val="en-US"/>
+        </w:rPr>
+        <w:t xml:space="preserve">, Diego Augusto de Jesus Pacheco, Konstantinos Koumaditis, Gitte </w:t>
+      </w:r>
+    </w:p>
+    <w:p>
+      <w:pPr>
+        <w:jc w:val="left"/>
+        <w:rPr>
+          <w:i/>
+          <w:iCs/>
+          <w:lang w:val="en-US"/>
+        </w:rPr>
+      </w:pPr>
+      <w:r>
+        <w:rPr>
+          <w:i/>
+          <w:iCs/>
+          <w:lang w:val="en-US"/>
+        </w:rPr>
+        <w:t xml:space="preserve">Tjørnehøj, Torben </w:t>
+      </w:r>
+      <w:proofErr w:type="spellStart"/>
+      <w:proofErr w:type="gramStart"/>
+      <w:r>
+        <w:rPr>
+          <w:i/>
+          <w:iCs/>
+          <w:lang w:val="en-US"/>
+        </w:rPr>
+        <w:t>Tambo,Investigating</w:t>
+      </w:r>
+      <w:proofErr w:type="spellEnd"/>
+      <w:proofErr w:type="gramEnd"/>
+      <w:r>
+        <w:rPr>
+          <w:i/>
+          <w:iCs/>
+          <w:lang w:val="en-US"/>
+        </w:rPr>
+        <w:t xml:space="preserve"> the role of Product Owner in Scrum teams: Differentiation between </w:t>
+      </w:r>
+      <w:proofErr w:type="spellStart"/>
+      <w:r>
+        <w:rPr>
+          <w:i/>
+          <w:iCs/>
+          <w:lang w:val="en-US"/>
+        </w:rPr>
+        <w:t>organisational</w:t>
+      </w:r>
+      <w:proofErr w:type="spellEnd"/>
+      <w:r>
+        <w:rPr>
+          <w:i/>
+          <w:iCs/>
+          <w:lang w:val="en-US"/>
+        </w:rPr>
+        <w:t xml:space="preserve"> and individual impacts and opportunities,</w:t>
+      </w:r>
+    </w:p>
+    <w:p>
+      <w:pPr>
+        <w:jc w:val="left"/>
+        <w:rPr>
+          <w:i/>
+          <w:iCs/>
+          <w:lang w:val="en-US"/>
+        </w:rPr>
+      </w:pPr>
+      <w:r>
+        <w:rPr>
+          <w:i/>
+          <w:iCs/>
+          <w:lang w:val="en-US"/>
+        </w:rPr>
+        <w:t xml:space="preserve">Journal of Systems and </w:t>
+      </w:r>
+      <w:proofErr w:type="spellStart"/>
+      <w:proofErr w:type="gramStart"/>
+      <w:r>
+        <w:rPr>
+          <w:i/>
+          <w:iCs/>
+          <w:lang w:val="en-US"/>
+        </w:rPr>
+        <w:t>Software,Volume</w:t>
+      </w:r>
+      <w:proofErr w:type="spellEnd"/>
+      <w:proofErr w:type="gramEnd"/>
+      <w:r>
+        <w:rPr>
+          <w:i/>
+          <w:iCs/>
+          <w:lang w:val="en-US"/>
+        </w:rPr>
+        <w:t xml:space="preserve"> 206,2023,111841,</w:t>
+      </w:r>
+    </w:p>
     <w:sectPr>
-      <w:headerReference w:type="default" r:id="rId12"/>
-      <w:footerReference w:type="default" r:id="rId13"/>
-      <w:headerReference w:type="first" r:id="rId14"/>
+      <w:headerReference w:type="default" r:id="rId13"/>
+      <w:footerReference w:type="default" r:id="rId14"/>
+      <w:headerReference w:type="first" r:id="rId15"/>
       <w:pgSz w:w="12242" w:h="15842"/>
       <w:pgMar w:top="931" w:right="1418" w:bottom="1418" w:left="1418" w:header="720" w:footer="720" w:gutter="0"/>
       <w:pgNumType w:start="1"/>
@@ -5428,7 +5885,6 @@
   <w:style w:type="character" w:default="1" w:styleId="Fuentedeprrafopredeter">
     <w:name w:val="Default Paragraph Font"/>
     <w:uiPriority w:val="1"/>
-    <w:semiHidden/>
     <w:unhideWhenUsed/>
   </w:style>
   <w:style w:type="table" w:default="1" w:styleId="Tablanormal">
@@ -5953,6 +6409,18 @@
     <w:pPr>
       <w:jc w:val="left"/>
     </w:pPr>
+  </w:style>
+  <w:style w:type="character" w:styleId="Mencinsinresolver">
+    <w:name w:val="Unresolved Mention"/>
+    <w:basedOn w:val="Fuentedeprrafopredeter"/>
+    <w:uiPriority w:val="99"/>
+    <w:semiHidden/>
+    <w:unhideWhenUsed/>
+    <w:rsid w:val="00FB3D31"/>
+    <w:rPr>
+      <w:color w:val="605E5C"/>
+      <w:shd w:val="clear" w:color="auto" w:fill="E1DFDD"/>
+    </w:rPr>
   </w:style>
 </w:styles>
 </file>
